--- a/tillsyn/S 2325-2023 tillsynsbegäran.docx
+++ b/tillsyn/S 2325-2023 tillsynsbegäran.docx
@@ -2311,7 +2311,7 @@
     <w:r>
       <w:tab/>
       <w:tab/>
-      <w:t>2026-09-14</w:t>
+      <w:t>2026-09-15</w:t>
       <w:br/>
       <w:br/>
     </w:r>

--- a/tillsyn/S 2325-2023 tillsynsbegäran.docx
+++ b/tillsyn/S 2325-2023 tillsynsbegäran.docx
@@ -2311,7 +2311,7 @@
     <w:r>
       <w:tab/>
       <w:tab/>
-      <w:t>2026-09-15</w:t>
+      <w:t>2026-09-16</w:t>
       <w:br/>
       <w:br/>
     </w:r>

--- a/tillsyn/S 2325-2023 tillsynsbegäran.docx
+++ b/tillsyn/S 2325-2023 tillsynsbegäran.docx
@@ -2311,7 +2311,7 @@
     <w:r>
       <w:tab/>
       <w:tab/>
-      <w:t>2026-09-16</w:t>
+      <w:t>2026-09-17</w:t>
       <w:br/>
       <w:br/>
     </w:r>

--- a/tillsyn/S 2325-2023 tillsynsbegäran.docx
+++ b/tillsyn/S 2325-2023 tillsynsbegäran.docx
@@ -2311,7 +2311,7 @@
     <w:r>
       <w:tab/>
       <w:tab/>
-      <w:t>2026-09-17</w:t>
+      <w:t>2026-09-18</w:t>
       <w:br/>
       <w:br/>
     </w:r>

--- a/tillsyn/S 2325-2023 tillsynsbegäran.docx
+++ b/tillsyn/S 2325-2023 tillsynsbegäran.docx
@@ -2311,7 +2311,7 @@
     <w:r>
       <w:tab/>
       <w:tab/>
-      <w:t>2026-09-18</w:t>
+      <w:t>2026-09-19</w:t>
       <w:br/>
       <w:br/>
     </w:r>

--- a/tillsyn/S 2325-2023 tillsynsbegäran.docx
+++ b/tillsyn/S 2325-2023 tillsynsbegäran.docx
@@ -2311,7 +2311,7 @@
     <w:r>
       <w:tab/>
       <w:tab/>
-      <w:t>2026-09-19</w:t>
+      <w:t>2026-09-21</w:t>
       <w:br/>
       <w:br/>
     </w:r>

--- a/tillsyn/S 2325-2023 tillsynsbegäran.docx
+++ b/tillsyn/S 2325-2023 tillsynsbegäran.docx
@@ -2311,7 +2311,7 @@
     <w:r>
       <w:tab/>
       <w:tab/>
-      <w:t>2026-09-21</w:t>
+      <w:t>2026-09-23</w:t>
       <w:br/>
       <w:br/>
     </w:r>

--- a/tillsyn/S 2325-2023 tillsynsbegäran.docx
+++ b/tillsyn/S 2325-2023 tillsynsbegäran.docx
@@ -2311,7 +2311,7 @@
     <w:r>
       <w:tab/>
       <w:tab/>
-      <w:t>2026-09-23</w:t>
+      <w:t>2026-09-24</w:t>
       <w:br/>
       <w:br/>
     </w:r>

--- a/tillsyn/S 2325-2023 tillsynsbegäran.docx
+++ b/tillsyn/S 2325-2023 tillsynsbegäran.docx
@@ -2311,7 +2311,7 @@
     <w:r>
       <w:tab/>
       <w:tab/>
-      <w:t>2026-09-24</w:t>
+      <w:t>2026-09-25</w:t>
       <w:br/>
       <w:br/>
     </w:r>

--- a/tillsyn/S 2325-2023 tillsynsbegäran.docx
+++ b/tillsyn/S 2325-2023 tillsynsbegäran.docx
@@ -2311,7 +2311,7 @@
     <w:r>
       <w:tab/>
       <w:tab/>
-      <w:t>2026-09-25</w:t>
+      <w:t>2026-09-26</w:t>
       <w:br/>
       <w:br/>
     </w:r>

--- a/tillsyn/S 2325-2023 tillsynsbegäran.docx
+++ b/tillsyn/S 2325-2023 tillsynsbegäran.docx
@@ -2311,7 +2311,7 @@
     <w:r>
       <w:tab/>
       <w:tab/>
-      <w:t>2026-09-26</w:t>
+      <w:t>2026-09-27</w:t>
       <w:br/>
       <w:br/>
     </w:r>

--- a/tillsyn/S 2325-2023 tillsynsbegäran.docx
+++ b/tillsyn/S 2325-2023 tillsynsbegäran.docx
@@ -2311,7 +2311,7 @@
     <w:r>
       <w:tab/>
       <w:tab/>
-      <w:t>2026-09-27</w:t>
+      <w:t>2026-09-28</w:t>
       <w:br/>
       <w:br/>
     </w:r>

--- a/tillsyn/S 2325-2023 tillsynsbegäran.docx
+++ b/tillsyn/S 2325-2023 tillsynsbegäran.docx
@@ -2311,7 +2311,7 @@
     <w:r>
       <w:tab/>
       <w:tab/>
-      <w:t>2026-09-28</w:t>
+      <w:t>2026-09-29</w:t>
       <w:br/>
       <w:br/>
     </w:r>

--- a/tillsyn/S 2325-2023 tillsynsbegäran.docx
+++ b/tillsyn/S 2325-2023 tillsynsbegäran.docx
@@ -2311,7 +2311,7 @@
     <w:r>
       <w:tab/>
       <w:tab/>
-      <w:t>2026-09-29</w:t>
+      <w:t>2026-09-30</w:t>
       <w:br/>
       <w:br/>
     </w:r>

--- a/tillsyn/S 2325-2023 tillsynsbegäran.docx
+++ b/tillsyn/S 2325-2023 tillsynsbegäran.docx
@@ -2311,7 +2311,7 @@
     <w:r>
       <w:tab/>
       <w:tab/>
-      <w:t>2026-09-30</w:t>
+      <w:t>2026-10-01</w:t>
       <w:br/>
       <w:br/>
     </w:r>

--- a/tillsyn/S 2325-2023 tillsynsbegäran.docx
+++ b/tillsyn/S 2325-2023 tillsynsbegäran.docx
@@ -2311,7 +2311,7 @@
     <w:r>
       <w:tab/>
       <w:tab/>
-      <w:t>2026-10-01</w:t>
+      <w:t>2026-10-02</w:t>
       <w:br/>
       <w:br/>
     </w:r>

--- a/tillsyn/S 2325-2023 tillsynsbegäran.docx
+++ b/tillsyn/S 2325-2023 tillsynsbegäran.docx
@@ -2311,7 +2311,7 @@
     <w:r>
       <w:tab/>
       <w:tab/>
-      <w:t>2026-10-02</w:t>
+      <w:t>2026-10-03</w:t>
       <w:br/>
       <w:br/>
     </w:r>

--- a/tillsyn/S 2325-2023 tillsynsbegäran.docx
+++ b/tillsyn/S 2325-2023 tillsynsbegäran.docx
@@ -22,7 +22,7 @@
       <w:r>
         <w:drawing>
           <wp:inline xmlns:a="http://schemas.openxmlformats.org/drawingml/2006/main" xmlns:pic="http://schemas.openxmlformats.org/drawingml/2006/picture">
-            <wp:extent cx="4693177" cy="5724000"/>
+            <wp:extent cx="4682050" cy="5724000"/>
             <wp:docPr id="1" name="Picture 1"/>
             <wp:cNvGraphicFramePr>
               <a:graphicFrameLocks noChangeAspect="1"/>
@@ -43,7 +43,7 @@
                   <pic:spPr>
                     <a:xfrm>
                       <a:off x="0" y="0"/>
-                      <a:ext cx="4693177" cy="5724000"/>
+                      <a:ext cx="4682050" cy="5724000"/>
                     </a:xfrm>
                     <a:prstGeom prst="rect"/>
                   </pic:spPr>
@@ -65,7 +65,7 @@
     </w:p>
     <w:p>
       <w:r>
-        <w:t>I och inom 22 meter från samrådsanmälan finns fynd av 43 naturvårdsarter, varav 28 är rödlistade, 6 är fridlysta, 25 är typiska (T) och 12 är signalarter (S): skogsalm (EN), blackticka (VU), citronporing (VU), garnlav (VU, T), gränsticka (VU, T), kilporing (VU), knärot (VU, T, §8), ostticka (VU, T), rosa jodskinn (VU), rostskinn (VU), Skeletocutis delicata (VU), ulltickeporing (VU), gransotdyna (NT), gropticka (NT, T), gullpudra (NT, T), kötticka (NT), mindre hackspett (NT, T, §4), motaggsvamp (NT, T), rosenticka (NT, T), rynkskinn (NT, T), rödfläckig zontaggsvamp (NT), stjärntagging (NT, T), tallticka (NT, T), talltita (NT, §4), tretåig hackspett (NT, T, §4), ullticka (NT, T), vågticka (NT), vårärt (NT, T), bollvitmossa (S, T), bronshjon (S, T), dvärgtufs (S), grovticka (S, T), grönpyrola (S, T), rostfläck (S, T), rödgul trumpetsvamp (S), sotriska (S), svavelriska (S), thomsons trägnagare (S), trådticka (S, T), vedticka (S, T), blåsippa (T, §9), bäckbräsma (T) och spillkråka (T, §4). Se Figur 1.</w:t>
+        <w:t>I och inom 22 meter från samrådsanmälan finns fynd av 44 naturvårdsarter, varav 28 är rödlistade, 6 är fridlysta, 26 är typiska (T) och 12 är signalarter (S): skogsalm (EN), blackticka (VU), citronporing (VU), garnlav (VU, T), gränsticka (VU, T), kilporing (VU), knärot (VU, T, §8), ostticka (VU, T), rosa jodskinn (VU), rostskinn (VU), Skeletocutis delicata (VU), ulltickeporing (VU), gransotdyna (NT), gropticka (NT, T), gullpudra (NT, T), kötticka (NT), mindre hackspett (NT, T, §4), motaggsvamp (NT, T), rosenticka (NT, T), rynkskinn (NT, T), rödfläckig zontaggsvamp (NT), stjärntagging (NT, T), tallticka (NT, T), talltita (NT, §4), tretåig hackspett (NT, T, §4), ullticka (NT, T), vågticka (NT), vårärt (NT, T), bollvitmossa (S, T), bronshjon (S, T), dvärgtufs (S), grovticka (S, T), grönpyrola (S, T), rostfläck (S, T), rödgul trumpetsvamp (S), sotriska (S), svavelriska (S), thomsons trägnagare (S), trådticka (S, T), vedticka (S, T), blåsippa (T, §9), bäckbräsma (T), kransmossa (T) och spillkråka (T, §4). Se Figur 1.</w:t>
       </w:r>
     </w:p>
     <w:p>
@@ -244,7 +244,7 @@
     </w:p>
     <w:p>
       <w:r>
-        <w:t>I det samrådsanmälda området finns 79 fyndplatser för knärot registrerade på Artportalen. Figur 2 visar gränserna för buffertzoner på 50 m, som behöver lämnas kring fyndplatserna för att knärotslokalerna inte ska försvinna vid en avverkning. Av det samrådsanmälda området överlappar 14.31 ha med buffertzonerna och får av detta skäl inte avverkas.</w:t>
+        <w:t>I det samrådsanmälda området finns 84 fyndplatser för knärot registrerade på Artportalen. Figur 2 visar gränserna för buffertzoner på 50 m, som behöver lämnas kring fyndplatserna för att knärotslokalerna inte ska försvinna vid en avverkning. Av det samrådsanmälda området överlappar 14.90 ha med buffertzonerna och får av detta skäl inte avverkas.</w:t>
       </w:r>
     </w:p>
     <w:p>
@@ -1012,6 +1012,35 @@
         <w:rPr>
           <w:b/>
         </w:rPr>
+        <w:t>Kransmossa</w:t>
+      </w:r>
+      <w:r>
+        <w:t xml:space="preserve"> är typisk art för </w:t>
+      </w:r>
+      <w:r>
+        <w:rPr>
+          <w:i/>
+        </w:rPr>
+        <w:t xml:space="preserve">9050 Näringsrik granskog </w:t>
+      </w:r>
+      <w:r>
+        <w:t xml:space="preserve">och </w:t>
+      </w:r>
+      <w:r>
+        <w:rPr>
+          <w:i/>
+        </w:rPr>
+        <w:t xml:space="preserve">6170 Alpina kalkgräsmarker </w:t>
+      </w:r>
+      <w:r>
+        <w:t>(SLU Artdatabanken, 2025).</w:t>
+      </w:r>
+    </w:p>
+    <w:p>
+      <w:r>
+        <w:rPr>
+          <w:b/>
+        </w:rPr>
         <w:t>Spillkråka (§4)</w:t>
       </w:r>
       <w:r>
@@ -1073,7 +1102,7 @@
     </w:p>
     <w:p>
       <w:r>
-        <w:t>Följande typiska arter har sina livsmiljöer och växtplatser i den samrådsanmälda skogen: garnlav (VU, T), gränsticka (VU, T), knärot (VU, T, §8), ostticka (VU, T), gropticka (NT, T), gullpudra (NT, T), mindre hackspett (NT, T, §4), motaggsvamp (NT, T), rosenticka (NT, T), rynkskinn (NT, T), stjärntagging (NT, T), tallticka (NT, T), tretåig hackspett (NT, T, §4), ullticka (NT, T), vårärt (NT, T), bollvitmossa (S, T), bronshjon (S, T), grovticka (S, T), grönpyrola (S, T), rostfläck (S, T), trådticka (S, T), vedticka (S, T), blåsippa (T, §9), bäckbräsma (T) och spillkråka (T, §4).</w:t>
+        <w:t>Följande typiska arter har sina livsmiljöer och växtplatser i den samrådsanmälda skogen: garnlav (VU, T), gränsticka (VU, T), knärot (VU, T, §8), ostticka (VU, T), gropticka (NT, T), gullpudra (NT, T), mindre hackspett (NT, T, §4), motaggsvamp (NT, T), rosenticka (NT, T), rynkskinn (NT, T), stjärntagging (NT, T), tallticka (NT, T), tretåig hackspett (NT, T, §4), ullticka (NT, T), vårärt (NT, T), bollvitmossa (S, T), bronshjon (S, T), grovticka (S, T), grönpyrola (S, T), rostfläck (S, T), trådticka (S, T), vedticka (S, T), blåsippa (T, §9), bäckbräsma (T), kransmossa (T) och spillkråka (T, §4).</w:t>
       </w:r>
     </w:p>
     <w:p>
@@ -2311,7 +2340,7 @@
     <w:r>
       <w:tab/>
       <w:tab/>
-      <w:t>2026-10-03</w:t>
+      <w:t>2026-10-04</w:t>
       <w:br/>
       <w:br/>
     </w:r>

--- a/tillsyn/S 2325-2023 tillsynsbegäran.docx
+++ b/tillsyn/S 2325-2023 tillsynsbegäran.docx
@@ -2340,7 +2340,7 @@
     <w:r>
       <w:tab/>
       <w:tab/>
-      <w:t>2026-10-04</w:t>
+      <w:t>2026-10-05</w:t>
       <w:br/>
       <w:br/>
     </w:r>

--- a/tillsyn/S 2325-2023 tillsynsbegäran.docx
+++ b/tillsyn/S 2325-2023 tillsynsbegäran.docx
@@ -2340,7 +2340,7 @@
     <w:r>
       <w:tab/>
       <w:tab/>
-      <w:t>2026-10-05</w:t>
+      <w:t>2026-10-06</w:t>
       <w:br/>
       <w:br/>
     </w:r>

--- a/tillsyn/S 2325-2023 tillsynsbegäran.docx
+++ b/tillsyn/S 2325-2023 tillsynsbegäran.docx
@@ -2340,7 +2340,7 @@
     <w:r>
       <w:tab/>
       <w:tab/>
-      <w:t>2026-10-06</w:t>
+      <w:t>2026-10-07</w:t>
       <w:br/>
       <w:br/>
     </w:r>

--- a/tillsyn/S 2325-2023 tillsynsbegäran.docx
+++ b/tillsyn/S 2325-2023 tillsynsbegäran.docx
@@ -2340,7 +2340,7 @@
     <w:r>
       <w:tab/>
       <w:tab/>
-      <w:t>2026-10-07</w:t>
+      <w:t>2026-10-08</w:t>
       <w:br/>
       <w:br/>
     </w:r>

--- a/tillsyn/S 2325-2023 tillsynsbegäran.docx
+++ b/tillsyn/S 2325-2023 tillsynsbegäran.docx
@@ -2340,7 +2340,7 @@
     <w:r>
       <w:tab/>
       <w:tab/>
-      <w:t>2026-10-08</w:t>
+      <w:t>2026-10-09</w:t>
       <w:br/>
       <w:br/>
     </w:r>

--- a/tillsyn/S 2325-2023 tillsynsbegäran.docx
+++ b/tillsyn/S 2325-2023 tillsynsbegäran.docx
@@ -2340,7 +2340,7 @@
     <w:r>
       <w:tab/>
       <w:tab/>
-      <w:t>2026-10-09</w:t>
+      <w:t>2026-10-10</w:t>
       <w:br/>
       <w:br/>
     </w:r>

--- a/tillsyn/S 2325-2023 tillsynsbegäran.docx
+++ b/tillsyn/S 2325-2023 tillsynsbegäran.docx
@@ -2340,7 +2340,7 @@
     <w:r>
       <w:tab/>
       <w:tab/>
-      <w:t>2026-10-10</w:t>
+      <w:t>2026-10-11</w:t>
       <w:br/>
       <w:br/>
     </w:r>

--- a/tillsyn/S 2325-2023 tillsynsbegäran.docx
+++ b/tillsyn/S 2325-2023 tillsynsbegäran.docx
@@ -2340,7 +2340,7 @@
     <w:r>
       <w:tab/>
       <w:tab/>
-      <w:t>2026-10-11</w:t>
+      <w:t>2026-10-12</w:t>
       <w:br/>
       <w:br/>
     </w:r>

--- a/tillsyn/S 2325-2023 tillsynsbegäran.docx
+++ b/tillsyn/S 2325-2023 tillsynsbegäran.docx
@@ -2340,7 +2340,7 @@
     <w:r>
       <w:tab/>
       <w:tab/>
-      <w:t>2026-10-12</w:t>
+      <w:t>2026-10-13</w:t>
       <w:br/>
       <w:br/>
     </w:r>

--- a/tillsyn/S 2325-2023 tillsynsbegäran.docx
+++ b/tillsyn/S 2325-2023 tillsynsbegäran.docx
@@ -2340,7 +2340,7 @@
     <w:r>
       <w:tab/>
       <w:tab/>
-      <w:t>2026-10-13</w:t>
+      <w:t>2026-10-14</w:t>
       <w:br/>
       <w:br/>
     </w:r>

--- a/tillsyn/S 2325-2023 tillsynsbegäran.docx
+++ b/tillsyn/S 2325-2023 tillsynsbegäran.docx
@@ -2340,7 +2340,7 @@
     <w:r>
       <w:tab/>
       <w:tab/>
-      <w:t>2026-10-14</w:t>
+      <w:t>2026-10-15</w:t>
       <w:br/>
       <w:br/>
     </w:r>

--- a/tillsyn/S 2325-2023 tillsynsbegäran.docx
+++ b/tillsyn/S 2325-2023 tillsynsbegäran.docx
@@ -2340,7 +2340,7 @@
     <w:r>
       <w:tab/>
       <w:tab/>
-      <w:t>2026-10-15</w:t>
+      <w:t>2026-10-16</w:t>
       <w:br/>
       <w:br/>
     </w:r>

--- a/tillsyn/S 2325-2023 tillsynsbegäran.docx
+++ b/tillsyn/S 2325-2023 tillsynsbegäran.docx
@@ -2340,7 +2340,7 @@
     <w:r>
       <w:tab/>
       <w:tab/>
-      <w:t>2026-10-16</w:t>
+      <w:t>2026-10-17</w:t>
       <w:br/>
       <w:br/>
     </w:r>

--- a/tillsyn/S 2325-2023 tillsynsbegäran.docx
+++ b/tillsyn/S 2325-2023 tillsynsbegäran.docx
@@ -2340,7 +2340,7 @@
     <w:r>
       <w:tab/>
       <w:tab/>
-      <w:t>2026-10-17</w:t>
+      <w:t>2026-10-18</w:t>
       <w:br/>
       <w:br/>
     </w:r>

--- a/tillsyn/S 2325-2023 tillsynsbegäran.docx
+++ b/tillsyn/S 2325-2023 tillsynsbegäran.docx
@@ -2340,7 +2340,7 @@
     <w:r>
       <w:tab/>
       <w:tab/>
-      <w:t>2026-10-18</w:t>
+      <w:t>2026-10-19</w:t>
       <w:br/>
       <w:br/>
     </w:r>

--- a/tillsyn/S 2325-2023 tillsynsbegäran.docx
+++ b/tillsyn/S 2325-2023 tillsynsbegäran.docx
@@ -2340,7 +2340,7 @@
     <w:r>
       <w:tab/>
       <w:tab/>
-      <w:t>2026-10-19</w:t>
+      <w:t>2026-10-20</w:t>
       <w:br/>
       <w:br/>
     </w:r>

--- a/tillsyn/S 2325-2023 tillsynsbegäran.docx
+++ b/tillsyn/S 2325-2023 tillsynsbegäran.docx
@@ -2340,7 +2340,7 @@
     <w:r>
       <w:tab/>
       <w:tab/>
-      <w:t>2026-10-20</w:t>
+      <w:t>2026-10-21</w:t>
       <w:br/>
       <w:br/>
     </w:r>

--- a/tillsyn/S 2325-2023 tillsynsbegäran.docx
+++ b/tillsyn/S 2325-2023 tillsynsbegäran.docx
@@ -2340,7 +2340,7 @@
     <w:r>
       <w:tab/>
       <w:tab/>
-      <w:t>2026-10-21</w:t>
+      <w:t>2026-10-22</w:t>
       <w:br/>
       <w:br/>
     </w:r>

--- a/tillsyn/S 2325-2023 tillsynsbegäran.docx
+++ b/tillsyn/S 2325-2023 tillsynsbegäran.docx
@@ -2340,7 +2340,7 @@
     <w:r>
       <w:tab/>
       <w:tab/>
-      <w:t>2026-10-22</w:t>
+      <w:t>2026-10-23</w:t>
       <w:br/>
       <w:br/>
     </w:r>

--- a/tillsyn/S 2325-2023 tillsynsbegäran.docx
+++ b/tillsyn/S 2325-2023 tillsynsbegäran.docx
@@ -2340,7 +2340,7 @@
     <w:r>
       <w:tab/>
       <w:tab/>
-      <w:t>2026-10-23</w:t>
+      <w:t>2026-10-24</w:t>
       <w:br/>
       <w:br/>
     </w:r>

--- a/tillsyn/S 2325-2023 tillsynsbegäran.docx
+++ b/tillsyn/S 2325-2023 tillsynsbegäran.docx
@@ -2340,7 +2340,7 @@
     <w:r>
       <w:tab/>
       <w:tab/>
-      <w:t>2026-10-24</w:t>
+      <w:t>2026-10-25</w:t>
       <w:br/>
       <w:br/>
     </w:r>

--- a/tillsyn/S 2325-2023 tillsynsbegäran.docx
+++ b/tillsyn/S 2325-2023 tillsynsbegäran.docx
@@ -2340,7 +2340,7 @@
     <w:r>
       <w:tab/>
       <w:tab/>
-      <w:t>2026-10-25</w:t>
+      <w:t>2026-10-26</w:t>
       <w:br/>
       <w:br/>
     </w:r>

--- a/tillsyn/S 2325-2023 tillsynsbegäran.docx
+++ b/tillsyn/S 2325-2023 tillsynsbegäran.docx
@@ -2340,7 +2340,7 @@
     <w:r>
       <w:tab/>
       <w:tab/>
-      <w:t>2026-10-26</w:t>
+      <w:t>2026-10-27</w:t>
       <w:br/>
       <w:br/>
     </w:r>

--- a/tillsyn/S 2325-2023 tillsynsbegäran.docx
+++ b/tillsyn/S 2325-2023 tillsynsbegäran.docx
@@ -2340,7 +2340,7 @@
     <w:r>
       <w:tab/>
       <w:tab/>
-      <w:t>2026-10-27</w:t>
+      <w:t>2026-10-28</w:t>
       <w:br/>
       <w:br/>
     </w:r>

--- a/tillsyn/S 2325-2023 tillsynsbegäran.docx
+++ b/tillsyn/S 2325-2023 tillsynsbegäran.docx
@@ -2340,7 +2340,7 @@
     <w:r>
       <w:tab/>
       <w:tab/>
-      <w:t>2026-10-28</w:t>
+      <w:t>2026-10-29</w:t>
       <w:br/>
       <w:br/>
     </w:r>

--- a/tillsyn/S 2325-2023 tillsynsbegäran.docx
+++ b/tillsyn/S 2325-2023 tillsynsbegäran.docx
@@ -2340,7 +2340,7 @@
     <w:r>
       <w:tab/>
       <w:tab/>
-      <w:t>2026-10-29</w:t>
+      <w:t>2026-10-31</w:t>
       <w:br/>
       <w:br/>
     </w:r>
